--- a/Documentacao_Traco_e_Volume.docx
+++ b/Documentacao_Traco_e_Volume.docx
@@ -1186,6 +1186,29 @@
           <w:p>
             <w:r>
               <w:t xml:space="preserve">Admin</w:t>
+            </w:r>
+          </w:p>
+        </w:tc>
+      </w:tr>
+      <w:tr>
+        <w:tc>
+          <w:p>
+            <w:r>
+              <w:t xml:space="preserve">POST /api/webhooks/mercadopago</w:t>
+            </w:r>
+          </w:p>
+        </w:tc>
+        <w:tc>
+          <w:p>
+            <w:r>
+              <w:t xml:space="preserve">Confirmacao automatica de pagamento (Mercado Pago)</w:t>
+            </w:r>
+          </w:p>
+        </w:tc>
+        <w:tc>
+          <w:p>
+            <w:r>
+              <w:t xml:space="preserve">Assinatura HMAC</w:t>
             </w:r>
           </w:p>
         </w:tc>
